--- a/docs/forgotten-felines/published-policies/foster-home-assessment-checklist.docx
+++ b/docs/forgotten-felines/published-policies/foster-home-assessment-checklist.docx
@@ -229,13 +229,13 @@
         <w:tblLook w:firstColumn="1" w:firstRow="1" w:lastColumn="0" w:lastRow="0" w:noHBand="0" w:noVBand="1" w:val="04A0"/>
       </w:tblPr>
       <w:tblGrid>
-        <w:gridCol w:w="4320"/>
-        <w:gridCol w:w="4320"/>
+        <w:gridCol w:w="4536"/>
+        <w:gridCol w:w="4536"/>
       </w:tblGrid>
       <w:tr>
         <w:tc>
           <w:tcPr>
-            <w:tcW w:type="dxa" w:w="4320"/>
+            <w:tcW w:type="dxa" w:w="4536"/>
           </w:tcPr>
           <w:p>
             <w:r>
@@ -253,7 +253,7 @@
         </w:tc>
         <w:tc>
           <w:tcPr>
-            <w:tcW w:type="dxa" w:w="4320"/>
+            <w:tcW w:type="dxa" w:w="4536"/>
           </w:tcPr>
           <w:p>
             <w:r>
@@ -273,7 +273,7 @@
       <w:tr>
         <w:tc>
           <w:tcPr>
-            <w:tcW w:type="dxa" w:w="4320"/>
+            <w:tcW w:type="dxa" w:w="4536"/>
           </w:tcPr>
           <w:p>
             <w:r/>
@@ -284,7 +284,7 @@
         </w:tc>
         <w:tc>
           <w:tcPr>
-            <w:tcW w:type="dxa" w:w="4320"/>
+            <w:tcW w:type="dxa" w:w="4536"/>
           </w:tcPr>
           <w:p>
             <w:r/>
@@ -294,7 +294,7 @@
       <w:tr>
         <w:tc>
           <w:tcPr>
-            <w:tcW w:type="dxa" w:w="4320"/>
+            <w:tcW w:type="dxa" w:w="4536"/>
           </w:tcPr>
           <w:p>
             <w:r/>
@@ -305,7 +305,7 @@
         </w:tc>
         <w:tc>
           <w:tcPr>
-            <w:tcW w:type="dxa" w:w="4320"/>
+            <w:tcW w:type="dxa" w:w="4536"/>
           </w:tcPr>
           <w:p>
             <w:r/>
@@ -315,7 +315,7 @@
       <w:tr>
         <w:tc>
           <w:tcPr>
-            <w:tcW w:type="dxa" w:w="4320"/>
+            <w:tcW w:type="dxa" w:w="4536"/>
           </w:tcPr>
           <w:p>
             <w:r/>
@@ -326,7 +326,7 @@
         </w:tc>
         <w:tc>
           <w:tcPr>
-            <w:tcW w:type="dxa" w:w="4320"/>
+            <w:tcW w:type="dxa" w:w="4536"/>
           </w:tcPr>
           <w:p>
             <w:r/>
@@ -336,7 +336,7 @@
       <w:tr>
         <w:tc>
           <w:tcPr>
-            <w:tcW w:type="dxa" w:w="4320"/>
+            <w:tcW w:type="dxa" w:w="4536"/>
           </w:tcPr>
           <w:p>
             <w:r/>
@@ -347,7 +347,7 @@
         </w:tc>
         <w:tc>
           <w:tcPr>
-            <w:tcW w:type="dxa" w:w="4320"/>
+            <w:tcW w:type="dxa" w:w="4536"/>
           </w:tcPr>
           <w:p>
             <w:r/>
@@ -357,7 +357,7 @@
       <w:tr>
         <w:tc>
           <w:tcPr>
-            <w:tcW w:type="dxa" w:w="4320"/>
+            <w:tcW w:type="dxa" w:w="4536"/>
           </w:tcPr>
           <w:p>
             <w:r/>
@@ -368,7 +368,7 @@
         </w:tc>
         <w:tc>
           <w:tcPr>
-            <w:tcW w:type="dxa" w:w="4320"/>
+            <w:tcW w:type="dxa" w:w="4536"/>
           </w:tcPr>
           <w:p>
             <w:r/>
@@ -378,7 +378,7 @@
       <w:tr>
         <w:tc>
           <w:tcPr>
-            <w:tcW w:type="dxa" w:w="4320"/>
+            <w:tcW w:type="dxa" w:w="4536"/>
           </w:tcPr>
           <w:p>
             <w:r/>
@@ -389,7 +389,7 @@
         </w:tc>
         <w:tc>
           <w:tcPr>
-            <w:tcW w:type="dxa" w:w="4320"/>
+            <w:tcW w:type="dxa" w:w="4536"/>
           </w:tcPr>
           <w:p>
             <w:r/>
@@ -399,7 +399,7 @@
       <w:tr>
         <w:tc>
           <w:tcPr>
-            <w:tcW w:type="dxa" w:w="4320"/>
+            <w:tcW w:type="dxa" w:w="4536"/>
           </w:tcPr>
           <w:p>
             <w:r/>
@@ -410,7 +410,7 @@
         </w:tc>
         <w:tc>
           <w:tcPr>
-            <w:tcW w:type="dxa" w:w="4320"/>
+            <w:tcW w:type="dxa" w:w="4536"/>
           </w:tcPr>
           <w:p>
             <w:r/>
@@ -420,7 +420,7 @@
       <w:tr>
         <w:tc>
           <w:tcPr>
-            <w:tcW w:type="dxa" w:w="4320"/>
+            <w:tcW w:type="dxa" w:w="4536"/>
           </w:tcPr>
           <w:p>
             <w:r/>
@@ -431,7 +431,7 @@
         </w:tc>
         <w:tc>
           <w:tcPr>
-            <w:tcW w:type="dxa" w:w="4320"/>
+            <w:tcW w:type="dxa" w:w="4536"/>
           </w:tcPr>
           <w:p>
             <w:r/>
@@ -444,7 +444,7 @@
       <w:tr>
         <w:tc>
           <w:tcPr>
-            <w:tcW w:type="dxa" w:w="4320"/>
+            <w:tcW w:type="dxa" w:w="4536"/>
           </w:tcPr>
           <w:p>
             <w:r/>
@@ -455,7 +455,7 @@
         </w:tc>
         <w:tc>
           <w:tcPr>
-            <w:tcW w:type="dxa" w:w="4320"/>
+            <w:tcW w:type="dxa" w:w="4536"/>
           </w:tcPr>
           <w:p>
             <w:r/>
@@ -465,7 +465,7 @@
       <w:tr>
         <w:tc>
           <w:tcPr>
-            <w:tcW w:type="dxa" w:w="4320"/>
+            <w:tcW w:type="dxa" w:w="4536"/>
           </w:tcPr>
           <w:p>
             <w:r/>
@@ -476,7 +476,7 @@
         </w:tc>
         <w:tc>
           <w:tcPr>
-            <w:tcW w:type="dxa" w:w="4320"/>
+            <w:tcW w:type="dxa" w:w="4536"/>
           </w:tcPr>
           <w:p>
             <w:r/>
@@ -486,7 +486,7 @@
       <w:tr>
         <w:tc>
           <w:tcPr>
-            <w:tcW w:type="dxa" w:w="4320"/>
+            <w:tcW w:type="dxa" w:w="4536"/>
           </w:tcPr>
           <w:p>
             <w:r/>
@@ -497,7 +497,7 @@
         </w:tc>
         <w:tc>
           <w:tcPr>
-            <w:tcW w:type="dxa" w:w="4320"/>
+            <w:tcW w:type="dxa" w:w="4536"/>
           </w:tcPr>
           <w:p>
             <w:r/>
@@ -507,7 +507,7 @@
       <w:tr>
         <w:tc>
           <w:tcPr>
-            <w:tcW w:type="dxa" w:w="4320"/>
+            <w:tcW w:type="dxa" w:w="4536"/>
           </w:tcPr>
           <w:p>
             <w:r/>
@@ -518,7 +518,7 @@
         </w:tc>
         <w:tc>
           <w:tcPr>
-            <w:tcW w:type="dxa" w:w="4320"/>
+            <w:tcW w:type="dxa" w:w="4536"/>
           </w:tcPr>
           <w:p>
             <w:r/>
@@ -531,7 +531,7 @@
       <w:tr>
         <w:tc>
           <w:tcPr>
-            <w:tcW w:type="dxa" w:w="4320"/>
+            <w:tcW w:type="dxa" w:w="4536"/>
           </w:tcPr>
           <w:p>
             <w:r/>
@@ -542,7 +542,7 @@
         </w:tc>
         <w:tc>
           <w:tcPr>
-            <w:tcW w:type="dxa" w:w="4320"/>
+            <w:tcW w:type="dxa" w:w="4536"/>
           </w:tcPr>
           <w:p>
             <w:r/>
@@ -555,7 +555,7 @@
       <w:tr>
         <w:tc>
           <w:tcPr>
-            <w:tcW w:type="dxa" w:w="4320"/>
+            <w:tcW w:type="dxa" w:w="4536"/>
           </w:tcPr>
           <w:p>
             <w:r/>
@@ -566,7 +566,7 @@
         </w:tc>
         <w:tc>
           <w:tcPr>
-            <w:tcW w:type="dxa" w:w="4320"/>
+            <w:tcW w:type="dxa" w:w="4536"/>
           </w:tcPr>
           <w:p>
             <w:r/>
@@ -600,13 +600,13 @@
         <w:tblLook w:firstColumn="1" w:firstRow="1" w:lastColumn="0" w:lastRow="0" w:noHBand="0" w:noVBand="1" w:val="04A0"/>
       </w:tblPr>
       <w:tblGrid>
-        <w:gridCol w:w="4320"/>
-        <w:gridCol w:w="4320"/>
+        <w:gridCol w:w="4536"/>
+        <w:gridCol w:w="4536"/>
       </w:tblGrid>
       <w:tr>
         <w:tc>
           <w:tcPr>
-            <w:tcW w:type="dxa" w:w="4320"/>
+            <w:tcW w:type="dxa" w:w="4536"/>
           </w:tcPr>
           <w:p>
             <w:r>
@@ -624,7 +624,7 @@
         </w:tc>
         <w:tc>
           <w:tcPr>
-            <w:tcW w:type="dxa" w:w="4320"/>
+            <w:tcW w:type="dxa" w:w="4536"/>
           </w:tcPr>
           <w:p>
             <w:r>
@@ -644,7 +644,7 @@
       <w:tr>
         <w:tc>
           <w:tcPr>
-            <w:tcW w:type="dxa" w:w="4320"/>
+            <w:tcW w:type="dxa" w:w="4536"/>
           </w:tcPr>
           <w:p>
             <w:r/>
@@ -655,7 +655,7 @@
         </w:tc>
         <w:tc>
           <w:tcPr>
-            <w:tcW w:type="dxa" w:w="4320"/>
+            <w:tcW w:type="dxa" w:w="4536"/>
           </w:tcPr>
           <w:p>
             <w:r/>
@@ -668,7 +668,7 @@
       <w:tr>
         <w:tc>
           <w:tcPr>
-            <w:tcW w:type="dxa" w:w="4320"/>
+            <w:tcW w:type="dxa" w:w="4536"/>
           </w:tcPr>
           <w:p>
             <w:r/>
@@ -679,7 +679,7 @@
         </w:tc>
         <w:tc>
           <w:tcPr>
-            <w:tcW w:type="dxa" w:w="4320"/>
+            <w:tcW w:type="dxa" w:w="4536"/>
           </w:tcPr>
           <w:p>
             <w:r/>
@@ -692,7 +692,7 @@
       <w:tr>
         <w:tc>
           <w:tcPr>
-            <w:tcW w:type="dxa" w:w="4320"/>
+            <w:tcW w:type="dxa" w:w="4536"/>
           </w:tcPr>
           <w:p>
             <w:r/>
@@ -703,7 +703,7 @@
         </w:tc>
         <w:tc>
           <w:tcPr>
-            <w:tcW w:type="dxa" w:w="4320"/>
+            <w:tcW w:type="dxa" w:w="4536"/>
           </w:tcPr>
           <w:p>
             <w:r/>
@@ -716,7 +716,7 @@
       <w:tr>
         <w:tc>
           <w:tcPr>
-            <w:tcW w:type="dxa" w:w="4320"/>
+            <w:tcW w:type="dxa" w:w="4536"/>
           </w:tcPr>
           <w:p>
             <w:r/>
@@ -727,7 +727,7 @@
         </w:tc>
         <w:tc>
           <w:tcPr>
-            <w:tcW w:type="dxa" w:w="4320"/>
+            <w:tcW w:type="dxa" w:w="4536"/>
           </w:tcPr>
           <w:p>
             <w:r/>
@@ -740,7 +740,7 @@
       <w:tr>
         <w:tc>
           <w:tcPr>
-            <w:tcW w:type="dxa" w:w="4320"/>
+            <w:tcW w:type="dxa" w:w="4536"/>
           </w:tcPr>
           <w:p>
             <w:r/>
@@ -751,7 +751,7 @@
         </w:tc>
         <w:tc>
           <w:tcPr>
-            <w:tcW w:type="dxa" w:w="4320"/>
+            <w:tcW w:type="dxa" w:w="4536"/>
           </w:tcPr>
           <w:p>
             <w:r/>
@@ -764,7 +764,7 @@
       <w:tr>
         <w:tc>
           <w:tcPr>
-            <w:tcW w:type="dxa" w:w="4320"/>
+            <w:tcW w:type="dxa" w:w="4536"/>
           </w:tcPr>
           <w:p>
             <w:r/>
@@ -775,7 +775,7 @@
         </w:tc>
         <w:tc>
           <w:tcPr>
-            <w:tcW w:type="dxa" w:w="4320"/>
+            <w:tcW w:type="dxa" w:w="4536"/>
           </w:tcPr>
           <w:p>
             <w:r/>
@@ -841,13 +841,13 @@
         <w:tblLook w:firstColumn="1" w:firstRow="1" w:lastColumn="0" w:lastRow="0" w:noHBand="0" w:noVBand="1" w:val="04A0"/>
       </w:tblPr>
       <w:tblGrid>
-        <w:gridCol w:w="4320"/>
-        <w:gridCol w:w="4320"/>
+        <w:gridCol w:w="4536"/>
+        <w:gridCol w:w="4536"/>
       </w:tblGrid>
       <w:tr>
         <w:tc>
           <w:tcPr>
-            <w:tcW w:type="dxa" w:w="4320"/>
+            <w:tcW w:type="dxa" w:w="4536"/>
           </w:tcPr>
           <w:p>
             <w:r>
@@ -865,7 +865,7 @@
         </w:tc>
         <w:tc>
           <w:tcPr>
-            <w:tcW w:type="dxa" w:w="4320"/>
+            <w:tcW w:type="dxa" w:w="4536"/>
           </w:tcPr>
           <w:p>
             <w:r>
@@ -885,7 +885,7 @@
       <w:tr>
         <w:tc>
           <w:tcPr>
-            <w:tcW w:type="dxa" w:w="4320"/>
+            <w:tcW w:type="dxa" w:w="4536"/>
           </w:tcPr>
           <w:p>
             <w:r/>
@@ -896,7 +896,7 @@
         </w:tc>
         <w:tc>
           <w:tcPr>
-            <w:tcW w:type="dxa" w:w="4320"/>
+            <w:tcW w:type="dxa" w:w="4536"/>
           </w:tcPr>
           <w:p>
             <w:r/>
@@ -906,7 +906,7 @@
       <w:tr>
         <w:tc>
           <w:tcPr>
-            <w:tcW w:type="dxa" w:w="4320"/>
+            <w:tcW w:type="dxa" w:w="4536"/>
           </w:tcPr>
           <w:p>
             <w:r/>
@@ -917,7 +917,7 @@
         </w:tc>
         <w:tc>
           <w:tcPr>
-            <w:tcW w:type="dxa" w:w="4320"/>
+            <w:tcW w:type="dxa" w:w="4536"/>
           </w:tcPr>
           <w:p>
             <w:r/>
@@ -927,7 +927,7 @@
       <w:tr>
         <w:tc>
           <w:tcPr>
-            <w:tcW w:type="dxa" w:w="4320"/>
+            <w:tcW w:type="dxa" w:w="4536"/>
           </w:tcPr>
           <w:p>
             <w:r/>
@@ -938,7 +938,7 @@
         </w:tc>
         <w:tc>
           <w:tcPr>
-            <w:tcW w:type="dxa" w:w="4320"/>
+            <w:tcW w:type="dxa" w:w="4536"/>
           </w:tcPr>
           <w:p>
             <w:r/>
@@ -951,7 +951,7 @@
       <w:tr>
         <w:tc>
           <w:tcPr>
-            <w:tcW w:type="dxa" w:w="4320"/>
+            <w:tcW w:type="dxa" w:w="4536"/>
           </w:tcPr>
           <w:p>
             <w:r/>
@@ -962,7 +962,7 @@
         </w:tc>
         <w:tc>
           <w:tcPr>
-            <w:tcW w:type="dxa" w:w="4320"/>
+            <w:tcW w:type="dxa" w:w="4536"/>
           </w:tcPr>
           <w:p>
             <w:r/>
@@ -988,15 +988,15 @@
         <w:tblLook w:firstColumn="1" w:firstRow="1" w:lastColumn="0" w:lastRow="0" w:noHBand="0" w:noVBand="1" w:val="04A0"/>
       </w:tblPr>
       <w:tblGrid>
-        <w:gridCol w:w="2160"/>
-        <w:gridCol w:w="2160"/>
-        <w:gridCol w:w="2160"/>
-        <w:gridCol w:w="2160"/>
+        <w:gridCol w:w="2268"/>
+        <w:gridCol w:w="2268"/>
+        <w:gridCol w:w="2268"/>
+        <w:gridCol w:w="2268"/>
       </w:tblGrid>
       <w:tr>
         <w:tc>
           <w:tcPr>
-            <w:tcW w:type="dxa" w:w="2160"/>
+            <w:tcW w:type="dxa" w:w="2268"/>
           </w:tcPr>
           <w:p>
             <w:r>
@@ -1014,7 +1014,7 @@
         </w:tc>
         <w:tc>
           <w:tcPr>
-            <w:tcW w:type="dxa" w:w="2160"/>
+            <w:tcW w:type="dxa" w:w="2268"/>
           </w:tcPr>
           <w:p>
             <w:r>
@@ -1032,7 +1032,7 @@
         </w:tc>
         <w:tc>
           <w:tcPr>
-            <w:tcW w:type="dxa" w:w="2160"/>
+            <w:tcW w:type="dxa" w:w="2268"/>
           </w:tcPr>
           <w:p>
             <w:r>
@@ -1050,7 +1050,7 @@
         </w:tc>
         <w:tc>
           <w:tcPr>
-            <w:tcW w:type="dxa" w:w="2160"/>
+            <w:tcW w:type="dxa" w:w="2268"/>
           </w:tcPr>
           <w:p>
             <w:r>
@@ -1070,7 +1070,7 @@
       <w:tr>
         <w:tc>
           <w:tcPr>
-            <w:tcW w:type="dxa" w:w="2160"/>
+            <w:tcW w:type="dxa" w:w="2268"/>
           </w:tcPr>
           <w:p>
             <w:r/>
@@ -1081,7 +1081,7 @@
         </w:tc>
         <w:tc>
           <w:tcPr>
-            <w:tcW w:type="dxa" w:w="2160"/>
+            <w:tcW w:type="dxa" w:w="2268"/>
           </w:tcPr>
           <w:p>
             <w:r/>
@@ -1092,7 +1092,7 @@
         </w:tc>
         <w:tc>
           <w:tcPr>
-            <w:tcW w:type="dxa" w:w="2160"/>
+            <w:tcW w:type="dxa" w:w="2268"/>
           </w:tcPr>
           <w:p>
             <w:r/>
@@ -1100,7 +1100,7 @@
         </w:tc>
         <w:tc>
           <w:tcPr>
-            <w:tcW w:type="dxa" w:w="2160"/>
+            <w:tcW w:type="dxa" w:w="2268"/>
           </w:tcPr>
           <w:p>
             <w:r/>
@@ -1113,7 +1113,7 @@
       <w:tr>
         <w:tc>
           <w:tcPr>
-            <w:tcW w:type="dxa" w:w="2160"/>
+            <w:tcW w:type="dxa" w:w="2268"/>
           </w:tcPr>
           <w:p>
             <w:r/>
@@ -1124,7 +1124,7 @@
         </w:tc>
         <w:tc>
           <w:tcPr>
-            <w:tcW w:type="dxa" w:w="2160"/>
+            <w:tcW w:type="dxa" w:w="2268"/>
           </w:tcPr>
           <w:p>
             <w:r/>
@@ -1135,7 +1135,7 @@
         </w:tc>
         <w:tc>
           <w:tcPr>
-            <w:tcW w:type="dxa" w:w="2160"/>
+            <w:tcW w:type="dxa" w:w="2268"/>
           </w:tcPr>
           <w:p>
             <w:r/>
@@ -1143,7 +1143,7 @@
         </w:tc>
         <w:tc>
           <w:tcPr>
-            <w:tcW w:type="dxa" w:w="2160"/>
+            <w:tcW w:type="dxa" w:w="2268"/>
           </w:tcPr>
           <w:p>
             <w:r/>
@@ -1156,7 +1156,7 @@
       <w:tr>
         <w:tc>
           <w:tcPr>
-            <w:tcW w:type="dxa" w:w="2160"/>
+            <w:tcW w:type="dxa" w:w="2268"/>
           </w:tcPr>
           <w:p>
             <w:r/>
@@ -1167,7 +1167,7 @@
         </w:tc>
         <w:tc>
           <w:tcPr>
-            <w:tcW w:type="dxa" w:w="2160"/>
+            <w:tcW w:type="dxa" w:w="2268"/>
           </w:tcPr>
           <w:p>
             <w:r/>
@@ -1178,7 +1178,7 @@
         </w:tc>
         <w:tc>
           <w:tcPr>
-            <w:tcW w:type="dxa" w:w="2160"/>
+            <w:tcW w:type="dxa" w:w="2268"/>
           </w:tcPr>
           <w:p>
             <w:r/>
@@ -1186,7 +1186,7 @@
         </w:tc>
         <w:tc>
           <w:tcPr>
-            <w:tcW w:type="dxa" w:w="2160"/>
+            <w:tcW w:type="dxa" w:w="2268"/>
           </w:tcPr>
           <w:p>
             <w:r/>
@@ -1199,7 +1199,7 @@
       <w:tr>
         <w:tc>
           <w:tcPr>
-            <w:tcW w:type="dxa" w:w="2160"/>
+            <w:tcW w:type="dxa" w:w="2268"/>
           </w:tcPr>
           <w:p>
             <w:r/>
@@ -1210,7 +1210,7 @@
         </w:tc>
         <w:tc>
           <w:tcPr>
-            <w:tcW w:type="dxa" w:w="2160"/>
+            <w:tcW w:type="dxa" w:w="2268"/>
           </w:tcPr>
           <w:p>
             <w:r/>
@@ -1221,7 +1221,7 @@
         </w:tc>
         <w:tc>
           <w:tcPr>
-            <w:tcW w:type="dxa" w:w="2160"/>
+            <w:tcW w:type="dxa" w:w="2268"/>
           </w:tcPr>
           <w:p>
             <w:r/>
@@ -1229,7 +1229,7 @@
         </w:tc>
         <w:tc>
           <w:tcPr>
-            <w:tcW w:type="dxa" w:w="2160"/>
+            <w:tcW w:type="dxa" w:w="2268"/>
           </w:tcPr>
           <w:p>
             <w:r/>
@@ -1242,7 +1242,7 @@
       <w:tr>
         <w:tc>
           <w:tcPr>
-            <w:tcW w:type="dxa" w:w="2160"/>
+            <w:tcW w:type="dxa" w:w="2268"/>
           </w:tcPr>
           <w:p>
             <w:r/>
@@ -1253,7 +1253,7 @@
         </w:tc>
         <w:tc>
           <w:tcPr>
-            <w:tcW w:type="dxa" w:w="2160"/>
+            <w:tcW w:type="dxa" w:w="2268"/>
           </w:tcPr>
           <w:p>
             <w:r/>
@@ -1264,7 +1264,7 @@
         </w:tc>
         <w:tc>
           <w:tcPr>
-            <w:tcW w:type="dxa" w:w="2160"/>
+            <w:tcW w:type="dxa" w:w="2268"/>
           </w:tcPr>
           <w:p>
             <w:r/>
@@ -1272,7 +1272,7 @@
         </w:tc>
         <w:tc>
           <w:tcPr>
-            <w:tcW w:type="dxa" w:w="2160"/>
+            <w:tcW w:type="dxa" w:w="2268"/>
           </w:tcPr>
           <w:p>
             <w:r/>
@@ -1285,7 +1285,7 @@
       <w:tr>
         <w:tc>
           <w:tcPr>
-            <w:tcW w:type="dxa" w:w="2160"/>
+            <w:tcW w:type="dxa" w:w="2268"/>
           </w:tcPr>
           <w:p>
             <w:r/>
@@ -1296,7 +1296,7 @@
         </w:tc>
         <w:tc>
           <w:tcPr>
-            <w:tcW w:type="dxa" w:w="2160"/>
+            <w:tcW w:type="dxa" w:w="2268"/>
           </w:tcPr>
           <w:p>
             <w:r/>
@@ -1307,7 +1307,7 @@
         </w:tc>
         <w:tc>
           <w:tcPr>
-            <w:tcW w:type="dxa" w:w="2160"/>
+            <w:tcW w:type="dxa" w:w="2268"/>
           </w:tcPr>
           <w:p>
             <w:r/>
@@ -1315,7 +1315,7 @@
         </w:tc>
         <w:tc>
           <w:tcPr>
-            <w:tcW w:type="dxa" w:w="2160"/>
+            <w:tcW w:type="dxa" w:w="2268"/>
           </w:tcPr>
           <w:p>
             <w:r/>
@@ -1328,7 +1328,7 @@
       <w:tr>
         <w:tc>
           <w:tcPr>
-            <w:tcW w:type="dxa" w:w="2160"/>
+            <w:tcW w:type="dxa" w:w="2268"/>
           </w:tcPr>
           <w:p>
             <w:r/>
@@ -1339,7 +1339,7 @@
         </w:tc>
         <w:tc>
           <w:tcPr>
-            <w:tcW w:type="dxa" w:w="2160"/>
+            <w:tcW w:type="dxa" w:w="2268"/>
           </w:tcPr>
           <w:p>
             <w:r/>
@@ -1350,7 +1350,7 @@
         </w:tc>
         <w:tc>
           <w:tcPr>
-            <w:tcW w:type="dxa" w:w="2160"/>
+            <w:tcW w:type="dxa" w:w="2268"/>
           </w:tcPr>
           <w:p>
             <w:r/>
@@ -1358,7 +1358,7 @@
         </w:tc>
         <w:tc>
           <w:tcPr>
-            <w:tcW w:type="dxa" w:w="2160"/>
+            <w:tcW w:type="dxa" w:w="2268"/>
           </w:tcPr>
           <w:p>
             <w:r/>
@@ -1371,7 +1371,7 @@
       <w:tr>
         <w:tc>
           <w:tcPr>
-            <w:tcW w:type="dxa" w:w="2160"/>
+            <w:tcW w:type="dxa" w:w="2268"/>
           </w:tcPr>
           <w:p>
             <w:r/>
@@ -1382,7 +1382,7 @@
         </w:tc>
         <w:tc>
           <w:tcPr>
-            <w:tcW w:type="dxa" w:w="2160"/>
+            <w:tcW w:type="dxa" w:w="2268"/>
           </w:tcPr>
           <w:p>
             <w:r/>
@@ -1393,7 +1393,7 @@
         </w:tc>
         <w:tc>
           <w:tcPr>
-            <w:tcW w:type="dxa" w:w="2160"/>
+            <w:tcW w:type="dxa" w:w="2268"/>
           </w:tcPr>
           <w:p>
             <w:r/>
@@ -1401,7 +1401,7 @@
         </w:tc>
         <w:tc>
           <w:tcPr>
-            <w:tcW w:type="dxa" w:w="2160"/>
+            <w:tcW w:type="dxa" w:w="2268"/>
           </w:tcPr>
           <w:p>
             <w:r/>
@@ -1414,7 +1414,7 @@
       <w:tr>
         <w:tc>
           <w:tcPr>
-            <w:tcW w:type="dxa" w:w="2160"/>
+            <w:tcW w:type="dxa" w:w="2268"/>
           </w:tcPr>
           <w:p>
             <w:r/>
@@ -1425,7 +1425,7 @@
         </w:tc>
         <w:tc>
           <w:tcPr>
-            <w:tcW w:type="dxa" w:w="2160"/>
+            <w:tcW w:type="dxa" w:w="2268"/>
           </w:tcPr>
           <w:p>
             <w:r/>
@@ -1436,7 +1436,7 @@
         </w:tc>
         <w:tc>
           <w:tcPr>
-            <w:tcW w:type="dxa" w:w="2160"/>
+            <w:tcW w:type="dxa" w:w="2268"/>
           </w:tcPr>
           <w:p>
             <w:r/>
@@ -1444,7 +1444,7 @@
         </w:tc>
         <w:tc>
           <w:tcPr>
-            <w:tcW w:type="dxa" w:w="2160"/>
+            <w:tcW w:type="dxa" w:w="2268"/>
           </w:tcPr>
           <w:p>
             <w:r/>
@@ -1457,7 +1457,7 @@
       <w:tr>
         <w:tc>
           <w:tcPr>
-            <w:tcW w:type="dxa" w:w="2160"/>
+            <w:tcW w:type="dxa" w:w="2268"/>
           </w:tcPr>
           <w:p>
             <w:r/>
@@ -1468,7 +1468,7 @@
         </w:tc>
         <w:tc>
           <w:tcPr>
-            <w:tcW w:type="dxa" w:w="2160"/>
+            <w:tcW w:type="dxa" w:w="2268"/>
           </w:tcPr>
           <w:p>
             <w:r/>
@@ -1479,7 +1479,7 @@
         </w:tc>
         <w:tc>
           <w:tcPr>
-            <w:tcW w:type="dxa" w:w="2160"/>
+            <w:tcW w:type="dxa" w:w="2268"/>
           </w:tcPr>
           <w:p>
             <w:r/>
@@ -1487,7 +1487,7 @@
         </w:tc>
         <w:tc>
           <w:tcPr>
-            <w:tcW w:type="dxa" w:w="2160"/>
+            <w:tcW w:type="dxa" w:w="2268"/>
           </w:tcPr>
           <w:p>
             <w:r/>
@@ -1500,7 +1500,7 @@
       <w:tr>
         <w:tc>
           <w:tcPr>
-            <w:tcW w:type="dxa" w:w="2160"/>
+            <w:tcW w:type="dxa" w:w="2268"/>
           </w:tcPr>
           <w:p>
             <w:r/>
@@ -1511,7 +1511,7 @@
         </w:tc>
         <w:tc>
           <w:tcPr>
-            <w:tcW w:type="dxa" w:w="2160"/>
+            <w:tcW w:type="dxa" w:w="2268"/>
           </w:tcPr>
           <w:p>
             <w:r/>
@@ -1522,7 +1522,7 @@
         </w:tc>
         <w:tc>
           <w:tcPr>
-            <w:tcW w:type="dxa" w:w="2160"/>
+            <w:tcW w:type="dxa" w:w="2268"/>
           </w:tcPr>
           <w:p>
             <w:r/>
@@ -1530,7 +1530,7 @@
         </w:tc>
         <w:tc>
           <w:tcPr>
-            <w:tcW w:type="dxa" w:w="2160"/>
+            <w:tcW w:type="dxa" w:w="2268"/>
           </w:tcPr>
           <w:p>
             <w:r/>
@@ -1543,7 +1543,7 @@
       <w:tr>
         <w:tc>
           <w:tcPr>
-            <w:tcW w:type="dxa" w:w="2160"/>
+            <w:tcW w:type="dxa" w:w="2268"/>
           </w:tcPr>
           <w:p>
             <w:r/>
@@ -1554,7 +1554,7 @@
         </w:tc>
         <w:tc>
           <w:tcPr>
-            <w:tcW w:type="dxa" w:w="2160"/>
+            <w:tcW w:type="dxa" w:w="2268"/>
           </w:tcPr>
           <w:p>
             <w:r/>
@@ -1565,7 +1565,7 @@
         </w:tc>
         <w:tc>
           <w:tcPr>
-            <w:tcW w:type="dxa" w:w="2160"/>
+            <w:tcW w:type="dxa" w:w="2268"/>
           </w:tcPr>
           <w:p>
             <w:r/>
@@ -1573,7 +1573,7 @@
         </w:tc>
         <w:tc>
           <w:tcPr>
-            <w:tcW w:type="dxa" w:w="2160"/>
+            <w:tcW w:type="dxa" w:w="2268"/>
           </w:tcPr>
           <w:p>
             <w:r/>
@@ -1586,7 +1586,7 @@
       <w:tr>
         <w:tc>
           <w:tcPr>
-            <w:tcW w:type="dxa" w:w="2160"/>
+            <w:tcW w:type="dxa" w:w="2268"/>
           </w:tcPr>
           <w:p>
             <w:r/>
@@ -1597,7 +1597,7 @@
         </w:tc>
         <w:tc>
           <w:tcPr>
-            <w:tcW w:type="dxa" w:w="2160"/>
+            <w:tcW w:type="dxa" w:w="2268"/>
           </w:tcPr>
           <w:p>
             <w:r/>
@@ -1608,7 +1608,7 @@
         </w:tc>
         <w:tc>
           <w:tcPr>
-            <w:tcW w:type="dxa" w:w="2160"/>
+            <w:tcW w:type="dxa" w:w="2268"/>
           </w:tcPr>
           <w:p>
             <w:r/>
@@ -1616,7 +1616,7 @@
         </w:tc>
         <w:tc>
           <w:tcPr>
-            <w:tcW w:type="dxa" w:w="2160"/>
+            <w:tcW w:type="dxa" w:w="2268"/>
           </w:tcPr>
           <w:p>
             <w:r/>
@@ -1629,7 +1629,7 @@
       <w:tr>
         <w:tc>
           <w:tcPr>
-            <w:tcW w:type="dxa" w:w="2160"/>
+            <w:tcW w:type="dxa" w:w="2268"/>
           </w:tcPr>
           <w:p>
             <w:r/>
@@ -1640,7 +1640,7 @@
         </w:tc>
         <w:tc>
           <w:tcPr>
-            <w:tcW w:type="dxa" w:w="2160"/>
+            <w:tcW w:type="dxa" w:w="2268"/>
           </w:tcPr>
           <w:p>
             <w:r/>
@@ -1651,7 +1651,7 @@
         </w:tc>
         <w:tc>
           <w:tcPr>
-            <w:tcW w:type="dxa" w:w="2160"/>
+            <w:tcW w:type="dxa" w:w="2268"/>
           </w:tcPr>
           <w:p>
             <w:r/>
@@ -1659,7 +1659,7 @@
         </w:tc>
         <w:tc>
           <w:tcPr>
-            <w:tcW w:type="dxa" w:w="2160"/>
+            <w:tcW w:type="dxa" w:w="2268"/>
           </w:tcPr>
           <w:p>
             <w:r/>
@@ -1672,7 +1672,7 @@
       <w:tr>
         <w:tc>
           <w:tcPr>
-            <w:tcW w:type="dxa" w:w="2160"/>
+            <w:tcW w:type="dxa" w:w="2268"/>
           </w:tcPr>
           <w:p>
             <w:r/>
@@ -1683,7 +1683,7 @@
         </w:tc>
         <w:tc>
           <w:tcPr>
-            <w:tcW w:type="dxa" w:w="2160"/>
+            <w:tcW w:type="dxa" w:w="2268"/>
           </w:tcPr>
           <w:p>
             <w:r/>
@@ -1694,7 +1694,7 @@
         </w:tc>
         <w:tc>
           <w:tcPr>
-            <w:tcW w:type="dxa" w:w="2160"/>
+            <w:tcW w:type="dxa" w:w="2268"/>
           </w:tcPr>
           <w:p>
             <w:r/>
@@ -1702,7 +1702,7 @@
         </w:tc>
         <w:tc>
           <w:tcPr>
-            <w:tcW w:type="dxa" w:w="2160"/>
+            <w:tcW w:type="dxa" w:w="2268"/>
           </w:tcPr>
           <w:p>
             <w:r/>
@@ -1715,7 +1715,7 @@
       <w:tr>
         <w:tc>
           <w:tcPr>
-            <w:tcW w:type="dxa" w:w="2160"/>
+            <w:tcW w:type="dxa" w:w="2268"/>
           </w:tcPr>
           <w:p>
             <w:r/>
@@ -1726,7 +1726,7 @@
         </w:tc>
         <w:tc>
           <w:tcPr>
-            <w:tcW w:type="dxa" w:w="2160"/>
+            <w:tcW w:type="dxa" w:w="2268"/>
           </w:tcPr>
           <w:p>
             <w:r/>
@@ -1737,7 +1737,7 @@
         </w:tc>
         <w:tc>
           <w:tcPr>
-            <w:tcW w:type="dxa" w:w="2160"/>
+            <w:tcW w:type="dxa" w:w="2268"/>
           </w:tcPr>
           <w:p>
             <w:r/>
@@ -1745,7 +1745,7 @@
         </w:tc>
         <w:tc>
           <w:tcPr>
-            <w:tcW w:type="dxa" w:w="2160"/>
+            <w:tcW w:type="dxa" w:w="2268"/>
           </w:tcPr>
           <w:p>
             <w:r/>
@@ -1771,13 +1771,13 @@
         <w:tblLook w:firstColumn="1" w:firstRow="1" w:lastColumn="0" w:lastRow="0" w:noHBand="0" w:noVBand="1" w:val="04A0"/>
       </w:tblPr>
       <w:tblGrid>
-        <w:gridCol w:w="4320"/>
-        <w:gridCol w:w="4320"/>
+        <w:gridCol w:w="4536"/>
+        <w:gridCol w:w="4536"/>
       </w:tblGrid>
       <w:tr>
         <w:tc>
           <w:tcPr>
-            <w:tcW w:type="dxa" w:w="4320"/>
+            <w:tcW w:type="dxa" w:w="4536"/>
           </w:tcPr>
           <w:p>
             <w:r>
@@ -1795,7 +1795,7 @@
         </w:tc>
         <w:tc>
           <w:tcPr>
-            <w:tcW w:type="dxa" w:w="4320"/>
+            <w:tcW w:type="dxa" w:w="4536"/>
           </w:tcPr>
           <w:p>
             <w:r>
@@ -1815,7 +1815,7 @@
       <w:tr>
         <w:tc>
           <w:tcPr>
-            <w:tcW w:type="dxa" w:w="4320"/>
+            <w:tcW w:type="dxa" w:w="4536"/>
           </w:tcPr>
           <w:p>
             <w:r/>
@@ -1826,7 +1826,7 @@
         </w:tc>
         <w:tc>
           <w:tcPr>
-            <w:tcW w:type="dxa" w:w="4320"/>
+            <w:tcW w:type="dxa" w:w="4536"/>
           </w:tcPr>
           <w:p>
             <w:r/>
@@ -1839,7 +1839,7 @@
       <w:tr>
         <w:tc>
           <w:tcPr>
-            <w:tcW w:type="dxa" w:w="4320"/>
+            <w:tcW w:type="dxa" w:w="4536"/>
           </w:tcPr>
           <w:p>
             <w:r/>
@@ -1850,7 +1850,7 @@
         </w:tc>
         <w:tc>
           <w:tcPr>
-            <w:tcW w:type="dxa" w:w="4320"/>
+            <w:tcW w:type="dxa" w:w="4536"/>
           </w:tcPr>
           <w:p>
             <w:r/>
@@ -1863,7 +1863,7 @@
       <w:tr>
         <w:tc>
           <w:tcPr>
-            <w:tcW w:type="dxa" w:w="4320"/>
+            <w:tcW w:type="dxa" w:w="4536"/>
           </w:tcPr>
           <w:p>
             <w:r/>
@@ -1874,7 +1874,7 @@
         </w:tc>
         <w:tc>
           <w:tcPr>
-            <w:tcW w:type="dxa" w:w="4320"/>
+            <w:tcW w:type="dxa" w:w="4536"/>
           </w:tcPr>
           <w:p>
             <w:r/>
@@ -1887,7 +1887,7 @@
       <w:tr>
         <w:tc>
           <w:tcPr>
-            <w:tcW w:type="dxa" w:w="4320"/>
+            <w:tcW w:type="dxa" w:w="4536"/>
           </w:tcPr>
           <w:p>
             <w:r/>
@@ -1898,7 +1898,7 @@
         </w:tc>
         <w:tc>
           <w:tcPr>
-            <w:tcW w:type="dxa" w:w="4320"/>
+            <w:tcW w:type="dxa" w:w="4536"/>
           </w:tcPr>
           <w:p>
             <w:r/>
@@ -1911,7 +1911,7 @@
       <w:tr>
         <w:tc>
           <w:tcPr>
-            <w:tcW w:type="dxa" w:w="4320"/>
+            <w:tcW w:type="dxa" w:w="4536"/>
           </w:tcPr>
           <w:p>
             <w:r/>
@@ -1922,7 +1922,7 @@
         </w:tc>
         <w:tc>
           <w:tcPr>
-            <w:tcW w:type="dxa" w:w="4320"/>
+            <w:tcW w:type="dxa" w:w="4536"/>
           </w:tcPr>
           <w:p>
             <w:r/>
@@ -1956,13 +1956,13 @@
         <w:tblLook w:firstColumn="1" w:firstRow="1" w:lastColumn="0" w:lastRow="0" w:noHBand="0" w:noVBand="1" w:val="04A0"/>
       </w:tblPr>
       <w:tblGrid>
-        <w:gridCol w:w="4320"/>
-        <w:gridCol w:w="4320"/>
+        <w:gridCol w:w="4536"/>
+        <w:gridCol w:w="4536"/>
       </w:tblGrid>
       <w:tr>
         <w:tc>
           <w:tcPr>
-            <w:tcW w:type="dxa" w:w="4320"/>
+            <w:tcW w:type="dxa" w:w="4536"/>
           </w:tcPr>
           <w:p>
             <w:r>
@@ -1980,7 +1980,7 @@
         </w:tc>
         <w:tc>
           <w:tcPr>
-            <w:tcW w:type="dxa" w:w="4320"/>
+            <w:tcW w:type="dxa" w:w="4536"/>
           </w:tcPr>
           <w:p>
             <w:r>
@@ -2000,7 +2000,7 @@
       <w:tr>
         <w:tc>
           <w:tcPr>
-            <w:tcW w:type="dxa" w:w="4320"/>
+            <w:tcW w:type="dxa" w:w="4536"/>
           </w:tcPr>
           <w:p>
             <w:r/>
@@ -2011,7 +2011,7 @@
         </w:tc>
         <w:tc>
           <w:tcPr>
-            <w:tcW w:type="dxa" w:w="4320"/>
+            <w:tcW w:type="dxa" w:w="4536"/>
           </w:tcPr>
           <w:p>
             <w:r/>
@@ -2024,7 +2024,7 @@
       <w:tr>
         <w:tc>
           <w:tcPr>
-            <w:tcW w:type="dxa" w:w="4320"/>
+            <w:tcW w:type="dxa" w:w="4536"/>
           </w:tcPr>
           <w:p>
             <w:r/>
@@ -2035,7 +2035,7 @@
         </w:tc>
         <w:tc>
           <w:tcPr>
-            <w:tcW w:type="dxa" w:w="4320"/>
+            <w:tcW w:type="dxa" w:w="4536"/>
           </w:tcPr>
           <w:p>
             <w:r/>
@@ -2048,7 +2048,7 @@
       <w:tr>
         <w:tc>
           <w:tcPr>
-            <w:tcW w:type="dxa" w:w="4320"/>
+            <w:tcW w:type="dxa" w:w="4536"/>
           </w:tcPr>
           <w:p>
             <w:r/>
@@ -2059,7 +2059,7 @@
         </w:tc>
         <w:tc>
           <w:tcPr>
-            <w:tcW w:type="dxa" w:w="4320"/>
+            <w:tcW w:type="dxa" w:w="4536"/>
           </w:tcPr>
           <w:p>
             <w:r/>
@@ -2072,7 +2072,7 @@
       <w:tr>
         <w:tc>
           <w:tcPr>
-            <w:tcW w:type="dxa" w:w="4320"/>
+            <w:tcW w:type="dxa" w:w="4536"/>
           </w:tcPr>
           <w:p>
             <w:r/>
@@ -2083,7 +2083,7 @@
         </w:tc>
         <w:tc>
           <w:tcPr>
-            <w:tcW w:type="dxa" w:w="4320"/>
+            <w:tcW w:type="dxa" w:w="4536"/>
           </w:tcPr>
           <w:p>
             <w:r/>
@@ -2096,7 +2096,7 @@
       <w:tr>
         <w:tc>
           <w:tcPr>
-            <w:tcW w:type="dxa" w:w="4320"/>
+            <w:tcW w:type="dxa" w:w="4536"/>
           </w:tcPr>
           <w:p>
             <w:r/>
@@ -2107,7 +2107,7 @@
         </w:tc>
         <w:tc>
           <w:tcPr>
-            <w:tcW w:type="dxa" w:w="4320"/>
+            <w:tcW w:type="dxa" w:w="4536"/>
           </w:tcPr>
           <w:p>
             <w:r/>
@@ -2120,7 +2120,7 @@
       <w:tr>
         <w:tc>
           <w:tcPr>
-            <w:tcW w:type="dxa" w:w="4320"/>
+            <w:tcW w:type="dxa" w:w="4536"/>
           </w:tcPr>
           <w:p>
             <w:r/>
@@ -2131,7 +2131,7 @@
         </w:tc>
         <w:tc>
           <w:tcPr>
-            <w:tcW w:type="dxa" w:w="4320"/>
+            <w:tcW w:type="dxa" w:w="4536"/>
           </w:tcPr>
           <w:p>
             <w:r/>
@@ -2144,7 +2144,7 @@
       <w:tr>
         <w:tc>
           <w:tcPr>
-            <w:tcW w:type="dxa" w:w="4320"/>
+            <w:tcW w:type="dxa" w:w="4536"/>
           </w:tcPr>
           <w:p>
             <w:r/>
@@ -2155,7 +2155,7 @@
         </w:tc>
         <w:tc>
           <w:tcPr>
-            <w:tcW w:type="dxa" w:w="4320"/>
+            <w:tcW w:type="dxa" w:w="4536"/>
           </w:tcPr>
           <w:p>
             <w:r/>
@@ -2194,13 +2194,13 @@
         <w:tblLook w:firstColumn="1" w:firstRow="1" w:lastColumn="0" w:lastRow="0" w:noHBand="0" w:noVBand="1" w:val="04A0"/>
       </w:tblPr>
       <w:tblGrid>
-        <w:gridCol w:w="4320"/>
-        <w:gridCol w:w="4320"/>
+        <w:gridCol w:w="4536"/>
+        <w:gridCol w:w="4536"/>
       </w:tblGrid>
       <w:tr>
         <w:tc>
           <w:tcPr>
-            <w:tcW w:type="dxa" w:w="4320"/>
+            <w:tcW w:type="dxa" w:w="4536"/>
           </w:tcPr>
           <w:p>
             <w:r>
@@ -2218,7 +2218,7 @@
         </w:tc>
         <w:tc>
           <w:tcPr>
-            <w:tcW w:type="dxa" w:w="4320"/>
+            <w:tcW w:type="dxa" w:w="4536"/>
           </w:tcPr>
           <w:p>
             <w:r>
@@ -2238,7 +2238,7 @@
       <w:tr>
         <w:tc>
           <w:tcPr>
-            <w:tcW w:type="dxa" w:w="4320"/>
+            <w:tcW w:type="dxa" w:w="4536"/>
           </w:tcPr>
           <w:p>
             <w:r/>
@@ -2249,7 +2249,7 @@
         </w:tc>
         <w:tc>
           <w:tcPr>
-            <w:tcW w:type="dxa" w:w="4320"/>
+            <w:tcW w:type="dxa" w:w="4536"/>
           </w:tcPr>
           <w:p>
             <w:r/>
@@ -2259,7 +2259,7 @@
       <w:tr>
         <w:tc>
           <w:tcPr>
-            <w:tcW w:type="dxa" w:w="4320"/>
+            <w:tcW w:type="dxa" w:w="4536"/>
           </w:tcPr>
           <w:p>
             <w:r/>
@@ -2270,7 +2270,7 @@
         </w:tc>
         <w:tc>
           <w:tcPr>
-            <w:tcW w:type="dxa" w:w="4320"/>
+            <w:tcW w:type="dxa" w:w="4536"/>
           </w:tcPr>
           <w:p>
             <w:r/>
@@ -2280,7 +2280,7 @@
       <w:tr>
         <w:tc>
           <w:tcPr>
-            <w:tcW w:type="dxa" w:w="4320"/>
+            <w:tcW w:type="dxa" w:w="4536"/>
           </w:tcPr>
           <w:p>
             <w:r/>
@@ -2291,7 +2291,7 @@
         </w:tc>
         <w:tc>
           <w:tcPr>
-            <w:tcW w:type="dxa" w:w="4320"/>
+            <w:tcW w:type="dxa" w:w="4536"/>
           </w:tcPr>
           <w:p>
             <w:r/>
@@ -2301,7 +2301,7 @@
       <w:tr>
         <w:tc>
           <w:tcPr>
-            <w:tcW w:type="dxa" w:w="4320"/>
+            <w:tcW w:type="dxa" w:w="4536"/>
           </w:tcPr>
           <w:p>
             <w:r/>
@@ -2312,7 +2312,7 @@
         </w:tc>
         <w:tc>
           <w:tcPr>
-            <w:tcW w:type="dxa" w:w="4320"/>
+            <w:tcW w:type="dxa" w:w="4536"/>
           </w:tcPr>
           <w:p>
             <w:r/>
@@ -2322,7 +2322,7 @@
       <w:tr>
         <w:tc>
           <w:tcPr>
-            <w:tcW w:type="dxa" w:w="4320"/>
+            <w:tcW w:type="dxa" w:w="4536"/>
           </w:tcPr>
           <w:p>
             <w:r/>
@@ -2333,7 +2333,7 @@
         </w:tc>
         <w:tc>
           <w:tcPr>
-            <w:tcW w:type="dxa" w:w="4320"/>
+            <w:tcW w:type="dxa" w:w="4536"/>
           </w:tcPr>
           <w:p>
             <w:r/>
@@ -2343,7 +2343,7 @@
       <w:tr>
         <w:tc>
           <w:tcPr>
-            <w:tcW w:type="dxa" w:w="4320"/>
+            <w:tcW w:type="dxa" w:w="4536"/>
           </w:tcPr>
           <w:p>
             <w:r/>
@@ -2354,7 +2354,7 @@
         </w:tc>
         <w:tc>
           <w:tcPr>
-            <w:tcW w:type="dxa" w:w="4320"/>
+            <w:tcW w:type="dxa" w:w="4536"/>
           </w:tcPr>
           <w:p>
             <w:r/>
@@ -2364,7 +2364,7 @@
       <w:tr>
         <w:tc>
           <w:tcPr>
-            <w:tcW w:type="dxa" w:w="4320"/>
+            <w:tcW w:type="dxa" w:w="4536"/>
           </w:tcPr>
           <w:p>
             <w:r/>
@@ -2375,7 +2375,7 @@
         </w:tc>
         <w:tc>
           <w:tcPr>
-            <w:tcW w:type="dxa" w:w="4320"/>
+            <w:tcW w:type="dxa" w:w="4536"/>
           </w:tcPr>
           <w:p>
             <w:r/>
@@ -2385,7 +2385,7 @@
       <w:tr>
         <w:tc>
           <w:tcPr>
-            <w:tcW w:type="dxa" w:w="4320"/>
+            <w:tcW w:type="dxa" w:w="4536"/>
           </w:tcPr>
           <w:p>
             <w:r/>
@@ -2396,7 +2396,7 @@
         </w:tc>
         <w:tc>
           <w:tcPr>
-            <w:tcW w:type="dxa" w:w="4320"/>
+            <w:tcW w:type="dxa" w:w="4536"/>
           </w:tcPr>
           <w:p>
             <w:r/>
@@ -2406,7 +2406,7 @@
       <w:tr>
         <w:tc>
           <w:tcPr>
-            <w:tcW w:type="dxa" w:w="4320"/>
+            <w:tcW w:type="dxa" w:w="4536"/>
           </w:tcPr>
           <w:p>
             <w:r/>
@@ -2417,7 +2417,7 @@
         </w:tc>
         <w:tc>
           <w:tcPr>
-            <w:tcW w:type="dxa" w:w="4320"/>
+            <w:tcW w:type="dxa" w:w="4536"/>
           </w:tcPr>
           <w:p>
             <w:r/>
@@ -2427,7 +2427,7 @@
       <w:tr>
         <w:tc>
           <w:tcPr>
-            <w:tcW w:type="dxa" w:w="4320"/>
+            <w:tcW w:type="dxa" w:w="4536"/>
           </w:tcPr>
           <w:p>
             <w:r/>
@@ -2438,7 +2438,7 @@
         </w:tc>
         <w:tc>
           <w:tcPr>
-            <w:tcW w:type="dxa" w:w="4320"/>
+            <w:tcW w:type="dxa" w:w="4536"/>
           </w:tcPr>
           <w:p>
             <w:r/>
@@ -2448,7 +2448,7 @@
       <w:tr>
         <w:tc>
           <w:tcPr>
-            <w:tcW w:type="dxa" w:w="4320"/>
+            <w:tcW w:type="dxa" w:w="4536"/>
           </w:tcPr>
           <w:p>
             <w:r/>
@@ -2459,7 +2459,7 @@
         </w:tc>
         <w:tc>
           <w:tcPr>
-            <w:tcW w:type="dxa" w:w="4320"/>
+            <w:tcW w:type="dxa" w:w="4536"/>
           </w:tcPr>
           <w:p>
             <w:r/>
@@ -2469,7 +2469,7 @@
       <w:tr>
         <w:tc>
           <w:tcPr>
-            <w:tcW w:type="dxa" w:w="4320"/>
+            <w:tcW w:type="dxa" w:w="4536"/>
           </w:tcPr>
           <w:p>
             <w:r/>
@@ -2480,7 +2480,7 @@
         </w:tc>
         <w:tc>
           <w:tcPr>
-            <w:tcW w:type="dxa" w:w="4320"/>
+            <w:tcW w:type="dxa" w:w="4536"/>
           </w:tcPr>
           <w:p>
             <w:r/>
@@ -2490,7 +2490,7 @@
       <w:tr>
         <w:tc>
           <w:tcPr>
-            <w:tcW w:type="dxa" w:w="4320"/>
+            <w:tcW w:type="dxa" w:w="4536"/>
           </w:tcPr>
           <w:p>
             <w:r/>
@@ -2501,7 +2501,7 @@
         </w:tc>
         <w:tc>
           <w:tcPr>
-            <w:tcW w:type="dxa" w:w="4320"/>
+            <w:tcW w:type="dxa" w:w="4536"/>
           </w:tcPr>
           <w:p>
             <w:r/>
@@ -2532,13 +2532,13 @@
         <w:tblLook w:firstColumn="1" w:firstRow="1" w:lastColumn="0" w:lastRow="0" w:noHBand="0" w:noVBand="1" w:val="04A0"/>
       </w:tblPr>
       <w:tblGrid>
-        <w:gridCol w:w="4320"/>
-        <w:gridCol w:w="4320"/>
+        <w:gridCol w:w="4536"/>
+        <w:gridCol w:w="4536"/>
       </w:tblGrid>
       <w:tr>
         <w:tc>
           <w:tcPr>
-            <w:tcW w:type="dxa" w:w="4320"/>
+            <w:tcW w:type="dxa" w:w="4536"/>
           </w:tcPr>
           <w:p>
             <w:r>
@@ -2556,7 +2556,7 @@
         </w:tc>
         <w:tc>
           <w:tcPr>
-            <w:tcW w:type="dxa" w:w="4320"/>
+            <w:tcW w:type="dxa" w:w="4536"/>
           </w:tcPr>
           <w:p>
             <w:r>
@@ -2576,7 +2576,7 @@
       <w:tr>
         <w:tc>
           <w:tcPr>
-            <w:tcW w:type="dxa" w:w="4320"/>
+            <w:tcW w:type="dxa" w:w="4536"/>
           </w:tcPr>
           <w:p>
             <w:r/>
@@ -2587,7 +2587,7 @@
         </w:tc>
         <w:tc>
           <w:tcPr>
-            <w:tcW w:type="dxa" w:w="4320"/>
+            <w:tcW w:type="dxa" w:w="4536"/>
           </w:tcPr>
           <w:p>
             <w:r/>
@@ -2600,7 +2600,7 @@
       <w:tr>
         <w:tc>
           <w:tcPr>
-            <w:tcW w:type="dxa" w:w="4320"/>
+            <w:tcW w:type="dxa" w:w="4536"/>
           </w:tcPr>
           <w:p>
             <w:r/>
@@ -2611,7 +2611,7 @@
         </w:tc>
         <w:tc>
           <w:tcPr>
-            <w:tcW w:type="dxa" w:w="4320"/>
+            <w:tcW w:type="dxa" w:w="4536"/>
           </w:tcPr>
           <w:p>
             <w:r/>
@@ -2624,7 +2624,7 @@
       <w:tr>
         <w:tc>
           <w:tcPr>
-            <w:tcW w:type="dxa" w:w="4320"/>
+            <w:tcW w:type="dxa" w:w="4536"/>
           </w:tcPr>
           <w:p>
             <w:r/>
@@ -2635,7 +2635,7 @@
         </w:tc>
         <w:tc>
           <w:tcPr>
-            <w:tcW w:type="dxa" w:w="4320"/>
+            <w:tcW w:type="dxa" w:w="4536"/>
           </w:tcPr>
           <w:p>
             <w:r/>
@@ -2648,7 +2648,7 @@
       <w:tr>
         <w:tc>
           <w:tcPr>
-            <w:tcW w:type="dxa" w:w="4320"/>
+            <w:tcW w:type="dxa" w:w="4536"/>
           </w:tcPr>
           <w:p>
             <w:r/>
@@ -2659,7 +2659,7 @@
         </w:tc>
         <w:tc>
           <w:tcPr>
-            <w:tcW w:type="dxa" w:w="4320"/>
+            <w:tcW w:type="dxa" w:w="4536"/>
           </w:tcPr>
           <w:p>
             <w:r/>
@@ -2672,7 +2672,7 @@
       <w:tr>
         <w:tc>
           <w:tcPr>
-            <w:tcW w:type="dxa" w:w="4320"/>
+            <w:tcW w:type="dxa" w:w="4536"/>
           </w:tcPr>
           <w:p>
             <w:r/>
@@ -2683,7 +2683,7 @@
         </w:tc>
         <w:tc>
           <w:tcPr>
-            <w:tcW w:type="dxa" w:w="4320"/>
+            <w:tcW w:type="dxa" w:w="4536"/>
           </w:tcPr>
           <w:p>
             <w:r/>
@@ -2794,13 +2794,13 @@
         <w:tblLook w:firstColumn="1" w:firstRow="1" w:lastColumn="0" w:lastRow="0" w:noHBand="0" w:noVBand="1" w:val="04A0"/>
       </w:tblPr>
       <w:tblGrid>
-        <w:gridCol w:w="4320"/>
-        <w:gridCol w:w="4320"/>
+        <w:gridCol w:w="4536"/>
+        <w:gridCol w:w="4536"/>
       </w:tblGrid>
       <w:tr>
         <w:tc>
           <w:tcPr>
-            <w:tcW w:type="dxa" w:w="4320"/>
+            <w:tcW w:type="dxa" w:w="4536"/>
           </w:tcPr>
           <w:p>
             <w:r>
@@ -2818,7 +2818,7 @@
         </w:tc>
         <w:tc>
           <w:tcPr>
-            <w:tcW w:type="dxa" w:w="4320"/>
+            <w:tcW w:type="dxa" w:w="4536"/>
           </w:tcPr>
           <w:p>
             <w:r>
@@ -2838,7 +2838,7 @@
       <w:tr>
         <w:tc>
           <w:tcPr>
-            <w:tcW w:type="dxa" w:w="4320"/>
+            <w:tcW w:type="dxa" w:w="4536"/>
           </w:tcPr>
           <w:p>
             <w:r/>
@@ -2849,7 +2849,7 @@
         </w:tc>
         <w:tc>
           <w:tcPr>
-            <w:tcW w:type="dxa" w:w="4320"/>
+            <w:tcW w:type="dxa" w:w="4536"/>
           </w:tcPr>
           <w:p>
             <w:r/>
@@ -2862,7 +2862,7 @@
       <w:tr>
         <w:tc>
           <w:tcPr>
-            <w:tcW w:type="dxa" w:w="4320"/>
+            <w:tcW w:type="dxa" w:w="4536"/>
           </w:tcPr>
           <w:p>
             <w:r/>
@@ -2873,7 +2873,7 @@
         </w:tc>
         <w:tc>
           <w:tcPr>
-            <w:tcW w:type="dxa" w:w="4320"/>
+            <w:tcW w:type="dxa" w:w="4536"/>
           </w:tcPr>
           <w:p>
             <w:r/>
@@ -2883,7 +2883,7 @@
       <w:tr>
         <w:tc>
           <w:tcPr>
-            <w:tcW w:type="dxa" w:w="4320"/>
+            <w:tcW w:type="dxa" w:w="4536"/>
           </w:tcPr>
           <w:p>
             <w:r/>
@@ -2894,7 +2894,7 @@
         </w:tc>
         <w:tc>
           <w:tcPr>
-            <w:tcW w:type="dxa" w:w="4320"/>
+            <w:tcW w:type="dxa" w:w="4536"/>
           </w:tcPr>
           <w:p>
             <w:r/>
@@ -2904,7 +2904,7 @@
       <w:tr>
         <w:tc>
           <w:tcPr>
-            <w:tcW w:type="dxa" w:w="4320"/>
+            <w:tcW w:type="dxa" w:w="4536"/>
           </w:tcPr>
           <w:p>
             <w:r/>
@@ -2915,7 +2915,7 @@
         </w:tc>
         <w:tc>
           <w:tcPr>
-            <w:tcW w:type="dxa" w:w="4320"/>
+            <w:tcW w:type="dxa" w:w="4536"/>
           </w:tcPr>
           <w:p>
             <w:r/>
@@ -2925,7 +2925,7 @@
       <w:tr>
         <w:tc>
           <w:tcPr>
-            <w:tcW w:type="dxa" w:w="4320"/>
+            <w:tcW w:type="dxa" w:w="4536"/>
           </w:tcPr>
           <w:p>
             <w:r/>
@@ -2936,7 +2936,7 @@
         </w:tc>
         <w:tc>
           <w:tcPr>
-            <w:tcW w:type="dxa" w:w="4320"/>
+            <w:tcW w:type="dxa" w:w="4536"/>
           </w:tcPr>
           <w:p>
             <w:r/>
@@ -2946,7 +2946,7 @@
       <w:tr>
         <w:tc>
           <w:tcPr>
-            <w:tcW w:type="dxa" w:w="4320"/>
+            <w:tcW w:type="dxa" w:w="4536"/>
           </w:tcPr>
           <w:p>
             <w:r/>
@@ -2957,7 +2957,7 @@
         </w:tc>
         <w:tc>
           <w:tcPr>
-            <w:tcW w:type="dxa" w:w="4320"/>
+            <w:tcW w:type="dxa" w:w="4536"/>
           </w:tcPr>
           <w:p>
             <w:r/>
@@ -2967,7 +2967,7 @@
       <w:tr>
         <w:tc>
           <w:tcPr>
-            <w:tcW w:type="dxa" w:w="4320"/>
+            <w:tcW w:type="dxa" w:w="4536"/>
           </w:tcPr>
           <w:p>
             <w:r/>
@@ -2978,7 +2978,7 @@
         </w:tc>
         <w:tc>
           <w:tcPr>
-            <w:tcW w:type="dxa" w:w="4320"/>
+            <w:tcW w:type="dxa" w:w="4536"/>
           </w:tcPr>
           <w:p>
             <w:r/>
@@ -2988,7 +2988,7 @@
       <w:tr>
         <w:tc>
           <w:tcPr>
-            <w:tcW w:type="dxa" w:w="4320"/>
+            <w:tcW w:type="dxa" w:w="4536"/>
           </w:tcPr>
           <w:p>
             <w:r/>
@@ -2999,7 +2999,7 @@
         </w:tc>
         <w:tc>
           <w:tcPr>
-            <w:tcW w:type="dxa" w:w="4320"/>
+            <w:tcW w:type="dxa" w:w="4536"/>
           </w:tcPr>
           <w:p>
             <w:r/>
@@ -3009,7 +3009,7 @@
       <w:tr>
         <w:tc>
           <w:tcPr>
-            <w:tcW w:type="dxa" w:w="4320"/>
+            <w:tcW w:type="dxa" w:w="4536"/>
           </w:tcPr>
           <w:p>
             <w:r/>
@@ -3020,7 +3020,7 @@
         </w:tc>
         <w:tc>
           <w:tcPr>
-            <w:tcW w:type="dxa" w:w="4320"/>
+            <w:tcW w:type="dxa" w:w="4536"/>
           </w:tcPr>
           <w:p>
             <w:r/>
@@ -3051,15 +3051,15 @@
         <w:tblLook w:firstColumn="1" w:firstRow="1" w:lastColumn="0" w:lastRow="0" w:noHBand="0" w:noVBand="1" w:val="04A0"/>
       </w:tblPr>
       <w:tblGrid>
-        <w:gridCol w:w="2160"/>
-        <w:gridCol w:w="2160"/>
-        <w:gridCol w:w="2160"/>
-        <w:gridCol w:w="2160"/>
+        <w:gridCol w:w="2268"/>
+        <w:gridCol w:w="2268"/>
+        <w:gridCol w:w="2268"/>
+        <w:gridCol w:w="2268"/>
       </w:tblGrid>
       <w:tr>
         <w:tc>
           <w:tcPr>
-            <w:tcW w:type="dxa" w:w="2160"/>
+            <w:tcW w:type="dxa" w:w="2268"/>
           </w:tcPr>
           <w:p>
             <w:r>
@@ -3077,7 +3077,7 @@
         </w:tc>
         <w:tc>
           <w:tcPr>
-            <w:tcW w:type="dxa" w:w="2160"/>
+            <w:tcW w:type="dxa" w:w="2268"/>
           </w:tcPr>
           <w:p>
             <w:r>
@@ -3095,7 +3095,7 @@
         </w:tc>
         <w:tc>
           <w:tcPr>
-            <w:tcW w:type="dxa" w:w="2160"/>
+            <w:tcW w:type="dxa" w:w="2268"/>
           </w:tcPr>
           <w:p>
             <w:r>
@@ -3113,7 +3113,7 @@
         </w:tc>
         <w:tc>
           <w:tcPr>
-            <w:tcW w:type="dxa" w:w="2160"/>
+            <w:tcW w:type="dxa" w:w="2268"/>
           </w:tcPr>
           <w:p>
             <w:r>
@@ -3133,7 +3133,7 @@
       <w:tr>
         <w:tc>
           <w:tcPr>
-            <w:tcW w:type="dxa" w:w="2160"/>
+            <w:tcW w:type="dxa" w:w="2268"/>
           </w:tcPr>
           <w:p>
             <w:r/>
@@ -3141,7 +3141,7 @@
         </w:tc>
         <w:tc>
           <w:tcPr>
-            <w:tcW w:type="dxa" w:w="2160"/>
+            <w:tcW w:type="dxa" w:w="2268"/>
           </w:tcPr>
           <w:p>
             <w:r/>
@@ -3149,7 +3149,7 @@
         </w:tc>
         <w:tc>
           <w:tcPr>
-            <w:tcW w:type="dxa" w:w="2160"/>
+            <w:tcW w:type="dxa" w:w="2268"/>
           </w:tcPr>
           <w:p>
             <w:r/>
@@ -3157,7 +3157,7 @@
         </w:tc>
         <w:tc>
           <w:tcPr>
-            <w:tcW w:type="dxa" w:w="2160"/>
+            <w:tcW w:type="dxa" w:w="2268"/>
           </w:tcPr>
           <w:p>
             <w:r/>
@@ -3170,7 +3170,7 @@
       <w:tr>
         <w:tc>
           <w:tcPr>
-            <w:tcW w:type="dxa" w:w="2160"/>
+            <w:tcW w:type="dxa" w:w="2268"/>
           </w:tcPr>
           <w:p>
             <w:r/>
@@ -3178,7 +3178,7 @@
         </w:tc>
         <w:tc>
           <w:tcPr>
-            <w:tcW w:type="dxa" w:w="2160"/>
+            <w:tcW w:type="dxa" w:w="2268"/>
           </w:tcPr>
           <w:p>
             <w:r/>
@@ -3186,7 +3186,7 @@
         </w:tc>
         <w:tc>
           <w:tcPr>
-            <w:tcW w:type="dxa" w:w="2160"/>
+            <w:tcW w:type="dxa" w:w="2268"/>
           </w:tcPr>
           <w:p>
             <w:r/>
@@ -3194,7 +3194,7 @@
         </w:tc>
         <w:tc>
           <w:tcPr>
-            <w:tcW w:type="dxa" w:w="2160"/>
+            <w:tcW w:type="dxa" w:w="2268"/>
           </w:tcPr>
           <w:p>
             <w:r/>
@@ -3207,7 +3207,7 @@
       <w:tr>
         <w:tc>
           <w:tcPr>
-            <w:tcW w:type="dxa" w:w="2160"/>
+            <w:tcW w:type="dxa" w:w="2268"/>
           </w:tcPr>
           <w:p>
             <w:r/>
@@ -3215,7 +3215,7 @@
         </w:tc>
         <w:tc>
           <w:tcPr>
-            <w:tcW w:type="dxa" w:w="2160"/>
+            <w:tcW w:type="dxa" w:w="2268"/>
           </w:tcPr>
           <w:p>
             <w:r/>
@@ -3223,7 +3223,7 @@
         </w:tc>
         <w:tc>
           <w:tcPr>
-            <w:tcW w:type="dxa" w:w="2160"/>
+            <w:tcW w:type="dxa" w:w="2268"/>
           </w:tcPr>
           <w:p>
             <w:r/>
@@ -3231,7 +3231,7 @@
         </w:tc>
         <w:tc>
           <w:tcPr>
-            <w:tcW w:type="dxa" w:w="2160"/>
+            <w:tcW w:type="dxa" w:w="2268"/>
           </w:tcPr>
           <w:p>
             <w:r/>
@@ -3368,13 +3368,208 @@
       </w:r>
     </w:p>
     <w:sectPr>
-      <w:pgSz w:w="12240" w:h="15840"/>
-      <w:pgMar w:top="1440" w:right="1800" w:bottom="1440" w:left="1800" w:header="720" w:footer="720" w:gutter="0"/>
+      <w:headerReference w:type="default" r:id="rId9"/>
+      <w:footerReference w:type="default" r:id="rId10"/>
+      <w:pgSz w:w="11906" w:h="16838"/>
+      <w:pgMar w:top="1247" w:right="1417" w:bottom="1134" w:left="1417" w:header="720" w:footer="720" w:gutter="0"/>
       <w:cols w:space="720"/>
       <w:docGrid w:linePitch="360"/>
     </w:sectPr>
   </w:body>
 </w:document>
+</file>
+
+<file path=word/footer1.xml><?xml version="1.0" encoding="utf-8"?>
+<w:ftr xmlns:m="http://schemas.openxmlformats.org/officeDocument/2006/math" xmlns:mc="http://schemas.openxmlformats.org/markup-compatibility/2006" xmlns:mo="http://schemas.microsoft.com/office/mac/office/2008/main" xmlns:mv="urn:schemas-microsoft-com:mac:vml" xmlns:o="urn:schemas-microsoft-com:office:office" xmlns:r="http://schemas.openxmlformats.org/officeDocument/2006/relationships" xmlns:v="urn:schemas-microsoft-com:vml" xmlns:w10="urn:schemas-microsoft-com:office:word" xmlns:w14="http://schemas.microsoft.com/office/word/2010/wordml" xmlns:w="http://schemas.openxmlformats.org/wordprocessingml/2006/main" xmlns:wne="http://schemas.microsoft.com/office/word/2006/wordml" xmlns:wp14="http://schemas.microsoft.com/office/word/2010/wordprocessingDrawing" xmlns:wp="http://schemas.openxmlformats.org/drawingml/2006/wordprocessingDrawing" xmlns:wpc="http://schemas.microsoft.com/office/word/2010/wordprocessingCanvas" xmlns:wpg="http://schemas.microsoft.com/office/word/2010/wordprocessingGroup" xmlns:wpi="http://schemas.microsoft.com/office/word/2010/wordprocessingInk" xmlns:wps="http://schemas.microsoft.com/office/word/2010/wordprocessingShape" mc:Ignorable="w14 wp14">
+  <w:p>
+    <w:pPr>
+      <w:pStyle w:val="Footer"/>
+    </w:pPr>
+  </w:p>
+  <w:tbl>
+    <w:tblPr>
+      <w:tblW w:type="auto" w:w="0"/>
+      <w:jc w:val="left"/>
+      <w:tblLook w:firstColumn="1" w:firstRow="1" w:lastColumn="0" w:lastRow="0" w:noHBand="0" w:noVBand="1" w:val="04A0"/>
+      <w:tblBorders>
+        <w:top w:val="none"/>
+        <w:left w:val="none"/>
+        <w:bottom w:val="none"/>
+        <w:right w:val="none"/>
+        <w:insideH w:val="none"/>
+        <w:insideV w:val="none"/>
+      </w:tblBorders>
+    </w:tblPr>
+    <w:tblGrid>
+      <w:gridCol w:w="4535"/>
+      <w:gridCol w:w="4535"/>
+    </w:tblGrid>
+    <w:tr>
+      <w:tc>
+        <w:tcPr>
+          <w:tcW w:type="dxa" w:w="5669"/>
+          <w:shd w:val="clear" w:color="auto" w:fill="111827"/>
+        </w:tcPr>
+        <w:p>
+          <w:pPr>
+            <w:spacing w:before="80" w:after="80"/>
+          </w:pPr>
+          <w:r>
+            <w:rPr>
+              <w:color w:val="FFFFFF"/>
+              <w:sz w:val="16"/>
+            </w:rPr>
+            <w:t>Forgotten Felines Cat Rescue — Charity No. 1181190</w:t>
+          </w:r>
+        </w:p>
+      </w:tc>
+      <w:tc>
+        <w:tcPr>
+          <w:tcW w:type="dxa" w:w="3402"/>
+          <w:shd w:val="clear" w:color="auto" w:fill="111827"/>
+        </w:tcPr>
+        <w:p>
+          <w:pPr>
+            <w:spacing w:before="80" w:after="80"/>
+            <w:jc w:val="right"/>
+          </w:pPr>
+          <w:r>
+            <w:rPr>
+              <w:color w:val="FFFFFF"/>
+              <w:sz w:val="16"/>
+            </w:rPr>
+            <w:t>[Policy Title]  |  v[1.0]</w:t>
+          </w:r>
+        </w:p>
+      </w:tc>
+    </w:tr>
+  </w:tbl>
+</w:ftr>
+</file>
+
+<file path=word/header1.xml><?xml version="1.0" encoding="utf-8"?>
+<w:hdr xmlns:m="http://schemas.openxmlformats.org/officeDocument/2006/math" xmlns:mc="http://schemas.openxmlformats.org/markup-compatibility/2006" xmlns:mo="http://schemas.microsoft.com/office/mac/office/2008/main" xmlns:mv="urn:schemas-microsoft-com:mac:vml" xmlns:o="urn:schemas-microsoft-com:office:office" xmlns:r="http://schemas.openxmlformats.org/officeDocument/2006/relationships" xmlns:v="urn:schemas-microsoft-com:vml" xmlns:w10="urn:schemas-microsoft-com:office:word" xmlns:w14="http://schemas.microsoft.com/office/word/2010/wordml" xmlns:w="http://schemas.openxmlformats.org/wordprocessingml/2006/main" xmlns:wne="http://schemas.microsoft.com/office/word/2006/wordml" xmlns:wp14="http://schemas.microsoft.com/office/word/2010/wordprocessingDrawing" xmlns:wp="http://schemas.openxmlformats.org/drawingml/2006/wordprocessingDrawing" xmlns:wpc="http://schemas.microsoft.com/office/word/2010/wordprocessingCanvas" xmlns:wpg="http://schemas.microsoft.com/office/word/2010/wordprocessingGroup" xmlns:wpi="http://schemas.microsoft.com/office/word/2010/wordprocessingInk" xmlns:wps="http://schemas.microsoft.com/office/word/2010/wordprocessingShape" mc:Ignorable="w14 wp14">
+  <w:p>
+    <w:pPr>
+      <w:pStyle w:val="Header"/>
+    </w:pPr>
+  </w:p>
+  <w:tbl>
+    <w:tblPr>
+      <w:tblW w:type="auto" w:w="0"/>
+      <w:jc w:val="left"/>
+      <w:tblLook w:firstColumn="1" w:firstRow="1" w:lastColumn="0" w:lastRow="0" w:noHBand="0" w:noVBand="1" w:val="04A0"/>
+      <w:tblBorders>
+        <w:top w:val="none"/>
+        <w:left w:val="none"/>
+        <w:bottom w:val="none"/>
+        <w:right w:val="none"/>
+        <w:insideH w:val="none"/>
+        <w:insideV w:val="none"/>
+      </w:tblBorders>
+    </w:tblPr>
+    <w:tblGrid>
+      <w:gridCol w:w="4535"/>
+      <w:gridCol w:w="4535"/>
+    </w:tblGrid>
+    <w:tr>
+      <w:tc>
+        <w:tcPr>
+          <w:tcW w:type="dxa" w:w="4535"/>
+        </w:tcPr>
+        <w:p>
+          <w:r>
+            <w:drawing>
+              <wp:inline xmlns:a="http://schemas.openxmlformats.org/drawingml/2006/main" xmlns:pic="http://schemas.openxmlformats.org/drawingml/2006/picture">
+                <wp:extent cx="1208869" cy="576000"/>
+                <wp:docPr id="1" name="Picture 1"/>
+                <wp:cNvGraphicFramePr>
+                  <a:graphicFrameLocks noChangeAspect="1"/>
+                </wp:cNvGraphicFramePr>
+                <a:graphic>
+                  <a:graphicData uri="http://schemas.openxmlformats.org/drawingml/2006/picture">
+                    <pic:pic>
+                      <pic:nvPicPr>
+                        <pic:cNvPr id="0" name="logo.png"/>
+                        <pic:cNvPicPr/>
+                      </pic:nvPicPr>
+                      <pic:blipFill>
+                        <a:blip r:embed="rId1"/>
+                        <a:stretch>
+                          <a:fillRect/>
+                        </a:stretch>
+                      </pic:blipFill>
+                      <pic:spPr>
+                        <a:xfrm>
+                          <a:off x="0" y="0"/>
+                          <a:ext cx="1208869" cy="576000"/>
+                        </a:xfrm>
+                        <a:prstGeom prst="rect"/>
+                      </pic:spPr>
+                    </pic:pic>
+                  </a:graphicData>
+                </a:graphic>
+              </wp:inline>
+            </w:drawing>
+          </w:r>
+        </w:p>
+      </w:tc>
+      <w:tc>
+        <w:tcPr>
+          <w:tcW w:type="dxa" w:w="4535"/>
+        </w:tcPr>
+        <w:p>
+          <w:pPr>
+            <w:spacing w:before="0" w:after="20"/>
+            <w:jc w:val="right"/>
+          </w:pPr>
+          <w:r>
+            <w:rPr>
+              <w:b/>
+              <w:color w:val="111827"/>
+              <w:sz w:val="17"/>
+            </w:rPr>
+            <w:t>Forgotten Felines Cat Rescue</w:t>
+          </w:r>
+        </w:p>
+        <w:p>
+          <w:pPr>
+            <w:spacing w:before="0" w:after="20"/>
+            <w:jc w:val="right"/>
+          </w:pPr>
+          <w:r>
+            <w:rPr>
+              <w:color w:val="111827"/>
+              <w:sz w:val="17"/>
+            </w:rPr>
+            <w:t>Registered Charity No. 1181190</w:t>
+          </w:r>
+        </w:p>
+        <w:p>
+          <w:pPr>
+            <w:spacing w:before="0" w:after="20"/>
+            <w:jc w:val="right"/>
+          </w:pPr>
+          <w:r>
+            <w:rPr>
+              <w:color w:val="111827"/>
+              <w:sz w:val="17"/>
+            </w:rPr>
+            <w:t>forgottenfelineswales.org</w:t>
+          </w:r>
+        </w:p>
+      </w:tc>
+    </w:tr>
+  </w:tbl>
+  <w:p>
+    <w:pPr>
+      <w:spacing w:before="80" w:after="0"/>
+      <w:pBdr>
+        <w:bottom w:val="single" w:sz="18" w:space="1" w:color="05A44E"/>
+      </w:pBdr>
+    </w:pPr>
+  </w:p>
+</w:hdr>
 </file>
 
 <file path=word/numbering.xml><?xml version="1.0" encoding="utf-8"?>
@@ -3742,6 +3937,7 @@
     <w:rsid w:val="00FC693F"/>
     <w:rPr>
       <w:rFonts w:ascii="Calibri" w:hAnsi="Calibri"/>
+      <w:color w:val="111827"/>
       <w:sz w:val="22"/>
     </w:rPr>
   </w:style>
